--- a/files/Single_Draft.docx
+++ b/files/Single_Draft.docx
@@ -41,13 +41,33 @@
         <w:rPr>
           <w:rFonts w:ascii="Segoe UI" w:hAnsi="Segoe UI" w:cs="Segoe UI"/>
         </w:rPr>
+        <w:t xml:space="preserve"> </w:t>
+      </w:r>
+      <w:proofErr w:type="gramStart"/>
+      <w:r>
+        <w:rPr>
+          <w:rFonts w:ascii="Segoe UI" w:hAnsi="Segoe UI" w:cs="Segoe UI"/>
+        </w:rPr>
         <w:t>Commissioner &amp;</w:t>
       </w:r>
+      <w:proofErr w:type="gramEnd"/>
+      <w:r>
+        <w:rPr>
+          <w:rFonts w:ascii="Segoe UI" w:hAnsi="Segoe UI" w:cs="Segoe UI"/>
+        </w:rPr>
+        <w:t xml:space="preserve"> </w:t>
+      </w:r>
       <w:r>
         <w:rPr>
           <w:rFonts w:ascii="Segoe UI" w:hAnsi="Segoe UI" w:cs="Segoe UI"/>
         </w:rPr>
         <w:t>Secretary</w:t>
+      </w:r>
+      <w:r>
+        <w:rPr>
+          <w:rFonts w:ascii="Segoe UI" w:hAnsi="Segoe UI" w:cs="Segoe UI"/>
+        </w:rPr>
+        <w:t xml:space="preserve"> </w:t>
       </w:r>
       <w:r>
         <w:rPr>
@@ -406,7 +426,7 @@
         <w:rPr>
           <w:rFonts w:ascii="Segoe UI" w:hAnsi="Segoe UI" w:cs="Segoe UI"/>
         </w:rPr>
-        <w:t xml:space="preserve">With reference to your </w:t>
+        <w:t>With reference to the subject cited above.</w:t>
       </w:r>
     </w:p>
     <w:p>
@@ -905,6 +925,8 @@
       <w:r>
         <w:rPr>
           <w:rFonts w:ascii="Segoe UI" w:hAnsi="Segoe UI" w:cs="Segoe UI"/>
+          <w:i/>
+          <w:iCs/>
         </w:rPr>
         <w:t>for</w:t>
       </w:r>

--- a/files/Single_Draft.docx
+++ b/files/Single_Draft.docx
@@ -575,20 +575,18 @@
         <w:rPr>
           <w:rFonts w:ascii="Segoe UI" w:hAnsi="Segoe UI" w:cs="Segoe UI"/>
         </w:rPr>
-        <w:t xml:space="preserve">               </w:t>
-      </w:r>
-      <w:r>
-        <w:rPr>
-          <w:rFonts w:ascii="Segoe UI" w:hAnsi="Segoe UI" w:cs="Segoe UI"/>
-        </w:rPr>
-        <w:t>F</w:t>
-      </w:r>
-      <w:r>
-        <w:rPr>
-          <w:rFonts w:ascii="Segoe UI" w:hAnsi="Segoe UI" w:cs="Segoe UI"/>
-        </w:rPr>
-        <w:t>or</w:t>
-      </w:r>
+        <w:t xml:space="preserve">              </w:t>
+      </w:r>
+      <w:proofErr w:type="gramStart"/>
+      <w:r>
+        <w:rPr>
+          <w:rFonts w:ascii="Segoe UI" w:hAnsi="Segoe UI" w:cs="Segoe UI"/>
+          <w:i/>
+          <w:iCs/>
+        </w:rPr>
+        <w:t>for</w:t>
+      </w:r>
+      <w:proofErr w:type="gramEnd"/>
       <w:r>
         <w:rPr>
           <w:rFonts w:ascii="Segoe UI" w:hAnsi="Segoe UI" w:cs="Segoe UI"/>
@@ -623,21 +621,7 @@
         <w:rPr>
           <w:rFonts w:ascii="Segoe UI" w:hAnsi="Segoe UI" w:cs="Segoe UI"/>
         </w:rPr>
-        <w:t xml:space="preserve"> to Govt. </w:t>
-      </w:r>
-      <w:proofErr w:type="gramStart"/>
-      <w:r>
-        <w:rPr>
-          <w:rFonts w:ascii="Segoe UI" w:hAnsi="Segoe UI" w:cs="Segoe UI"/>
-        </w:rPr>
-        <w:t>of  Haryana</w:t>
-      </w:r>
-      <w:proofErr w:type="gramEnd"/>
-      <w:r>
-        <w:rPr>
-          <w:rFonts w:ascii="Segoe UI" w:hAnsi="Segoe UI" w:cs="Segoe UI"/>
-        </w:rPr>
-        <w:t>,</w:t>
+        <w:t xml:space="preserve"> to Govt. of  Haryana,</w:t>
       </w:r>
     </w:p>
     <w:p>

--- a/files/Single_Draft.docx
+++ b/files/Single_Draft.docx
@@ -470,7 +470,13 @@
         <w:rPr>
           <w:rFonts w:ascii="Segoe UI" w:hAnsi="Segoe UI" w:cs="Segoe UI"/>
         </w:rPr>
-        <w:t>I have been directed to send a copy of letter no. {{PUC_NUMBER}} dated {{PUC_DATE}} received from {{PUC_SENDER}} for further necessary action and send the requisite information directly to the concerned under the intimation to this office.</w:t>
+        <w:t>Please find enclosed herewith</w:t>
+      </w:r>
+      <w:r>
+        <w:rPr>
+          <w:rFonts w:ascii="Segoe UI" w:hAnsi="Segoe UI" w:cs="Segoe UI"/>
+        </w:rPr>
+        <w:t xml:space="preserve"> a copy of letter no. {{PUC_NUMBER}} dated {{PUC_DATE}} received from {{PUC_SENDER}} for further necessary action and send the requisite information directly to the concerned under the intimation to this office.</w:t>
       </w:r>
     </w:p>
     <w:p>

--- a/files/Single_Draft.docx
+++ b/files/Single_Draft.docx
@@ -442,7 +442,7 @@
     </w:p>
     <w:p>
       <w:pPr>
-        <w:spacing w:after="0"/>
+        <w:spacing w:after="0" w:line="360" w:lineRule="auto"/>
         <w:jc w:val="both"/>
         <w:rPr>
           <w:rFonts w:ascii="Segoe UI" w:hAnsi="Segoe UI" w:cs="Segoe UI"/>
